--- a/fra/docx/009.content.docx
+++ b/fra/docx/009.content.docx
@@ -1868,778 +1868,778 @@
         <w:rPr>
           <w:lang w:val="fr_FR" w:bidi="fr_FR"/>
         </w:rPr>
+        <w:t>, ancestor)</w:t>
+      </w:r>
+      <w:r>
+        <w:rPr>
+          <w:lang w:val="fr_FR" w:bidi="fr_FR"/>
+        </w:rPr>
+      </w:r>
+      <w:r>
+        <w:rPr>
+          <w:lang w:val="fr_FR" w:bidi="fr_FR"/>
+        </w:rPr>
+      </w:r>
+    </w:p>
+    <w:p>
+      <w:pPr/>
+      <w:r>
+        <w:rPr>
+          <w:lang w:val="fr_FR" w:bidi="fr_FR"/>
+        </w:rPr>
+      </w:r>
+    </w:p>
+    <w:p>
+      <w:pPr>
+        <w:pStyle w:val="Heading2"/>
+      </w:pPr>
+      <w:r>
+        <w:rPr>
+          <w:lang w:val="fr_FR" w:bidi="fr_FR"/>
+        </w:rPr>
+        <w:t>Gentil (Païen)</w:t>
+      </w:r>
+      <w:r>
+        <w:rPr>
+          <w:lang w:val="fr_FR" w:bidi="fr_FR"/>
+        </w:rPr>
+      </w:r>
+    </w:p>
+    <w:p>
+      <w:pPr>
+        <w:pStyle w:val="Heading3"/>
+      </w:pPr>
+      <w:r>
+        <w:rPr>
+          <w:lang w:val="fr_FR" w:bidi="fr_FR"/>
+        </w:rPr>
+        <w:t>Définition :</w:t>
+      </w:r>
+    </w:p>
+    <w:p>
+      <w:pPr/>
+      <w:r>
+        <w:rPr>
+          <w:lang w:val="fr_FR" w:bidi="fr_FR"/>
+        </w:rPr>
+      </w:r>
+      <w:r>
+        <w:rPr>
+          <w:lang w:val="fr_FR" w:bidi="fr_FR"/>
+        </w:rPr>
+        <w:t>Le terme « Gentil » fait référence à toute personne qui n'est pas juive. Les Gentils sont des gens qui ne sont pas des descendants de Jacob.</w:t>
+      </w:r>
+    </w:p>
+    <w:p>
+      <w:pPr>
+        <w:pStyle w:val="ListBullet"/>
+        <w:spacing w:line="240" w:lineRule="auto"/>
+        <w:ind w:left="720"/>
+      </w:pPr>
+      <w:r>
+        <w:rPr>
+          <w:lang w:val="fr_FR" w:bidi="fr_FR"/>
+        </w:rPr>
+      </w:r>
+      <w:r>
+        <w:rPr>
+          <w:lang w:val="fr_FR" w:bidi="fr_FR"/>
+        </w:rPr>
+        <w:t>Dans la Bible, le terme « non circoncis » est également utilisé au sens figuré pour désigner les Gentils parce que beaucoup d'entre eux n'ont pas circoncis leurs enfants mâles comme les Israélites.</w:t>
+      </w:r>
+    </w:p>
+    <w:p>
+      <w:pPr>
+        <w:pStyle w:val="ListBullet"/>
+        <w:spacing w:line="240" w:lineRule="auto"/>
+        <w:ind w:left="720"/>
+      </w:pPr>
+      <w:r>
+        <w:rPr>
+          <w:lang w:val="fr_FR" w:bidi="fr_FR"/>
+        </w:rPr>
+      </w:r>
+      <w:r>
+        <w:rPr>
+          <w:lang w:val="fr_FR" w:bidi="fr_FR"/>
+        </w:rPr>
+        <w:t>Parce que Dieu a choisi les Juifs pour être son peuple spécial, ils considéraient les Gentils comme des étrangers qui ne pourraient jamais être le peuple de Dieu.</w:t>
+      </w:r>
+    </w:p>
+    <w:p>
+      <w:pPr>
+        <w:pStyle w:val="ListBullet"/>
+        <w:spacing w:line="240" w:lineRule="auto"/>
+        <w:ind w:left="720"/>
+      </w:pPr>
+      <w:r>
+        <w:rPr>
+          <w:lang w:val="fr_FR" w:bidi="fr_FR"/>
+        </w:rPr>
+      </w:r>
+      <w:r>
+        <w:rPr>
+          <w:lang w:val="fr_FR" w:bidi="fr_FR"/>
+        </w:rPr>
+        <w:t>Les Juifs étaient aussi appelés Israélites ou Hébreux à différents moments de l'histoire. Tout le reste du monde a été appelé « Gentil ».</w:t>
+      </w:r>
+    </w:p>
+    <w:p>
+      <w:pPr>
+        <w:pStyle w:val="ListBullet"/>
+        <w:spacing w:line="240" w:lineRule="auto"/>
+        <w:ind w:left="720"/>
+      </w:pPr>
+      <w:r>
+        <w:rPr>
+          <w:lang w:val="fr_FR" w:bidi="fr_FR"/>
+        </w:rPr>
+      </w:r>
+      <w:r>
+        <w:rPr>
+          <w:lang w:val="fr_FR" w:bidi="fr_FR"/>
+        </w:rPr>
+        <w:t>Gentil pourrait aussi être traduit par « pas Juif » ou « non-juif » ou « pas un Israélite » (Ancien Testament).</w:t>
+      </w:r>
+    </w:p>
+    <w:p>
+      <w:pPr>
+        <w:pStyle w:val="ListBullet"/>
+        <w:spacing w:line="240" w:lineRule="auto"/>
+        <w:ind w:left="720"/>
+      </w:pPr>
+      <w:r>
+        <w:rPr>
+          <w:lang w:val="fr_FR" w:bidi="fr_FR"/>
+        </w:rPr>
+      </w:r>
+      <w:r>
+        <w:rPr>
+          <w:lang w:val="fr_FR" w:bidi="fr_FR"/>
+        </w:rPr>
+        <w:t>Traditionnellement, les Juifs ne mangeaient ni ne s'associaient avec les Gentils, ce qui a initialement causé des problèmes au sein de l'église primitive</w:t>
+      </w:r>
+    </w:p>
+    <w:p>
+      <w:pPr/>
+      <w:r>
+        <w:rPr>
+          <w:lang w:val="fr_FR" w:bidi="fr_FR"/>
+        </w:rPr>
+      </w:r>
+      <w:r>
+        <w:rPr>
+          <w:lang w:val="fr_FR" w:bidi="fr_FR"/>
+        </w:rPr>
+        <w:t>(Voir aussi : (../kt/israel.md), (../names/jacob.md), (../kt/jew.md))</w:t>
+      </w:r>
+      <w:r>
+        <w:rPr>
+          <w:lang w:val="fr_FR" w:bidi="fr_FR"/>
+        </w:rPr>
+      </w:r>
+      <w:r>
+        <w:rPr>
+          <w:lang w:val="fr_FR" w:bidi="fr_FR"/>
+        </w:rPr>
+      </w:r>
+    </w:p>
+    <w:p>
+      <w:pPr/>
+      <w:r>
+        <w:rPr>
+          <w:lang w:val="fr_FR" w:bidi="fr_FR"/>
+        </w:rPr>
+      </w:r>
+    </w:p>
+    <w:p>
+      <w:pPr>
+        <w:pStyle w:val="Heading2"/>
+      </w:pPr>
+      <w:r>
+        <w:rPr>
+          <w:lang w:val="fr_FR" w:bidi="fr_FR"/>
+        </w:rPr>
+        <w:t>Gethsémané</w:t>
+      </w:r>
+      <w:r>
+        <w:rPr>
+          <w:lang w:val="fr_FR" w:bidi="fr_FR"/>
+        </w:rPr>
+      </w:r>
+    </w:p>
+    <w:p>
+      <w:pPr>
+        <w:pStyle w:val="Heading3"/>
+      </w:pPr>
+      <w:r>
+        <w:rPr>
+          <w:lang w:val="fr_FR" w:bidi="fr_FR"/>
+        </w:rPr>
+        <w:t>Définition :</w:t>
+      </w:r>
+    </w:p>
+    <w:p>
+      <w:pPr/>
+      <w:r>
+        <w:rPr>
+          <w:lang w:val="fr_FR" w:bidi="fr_FR"/>
+        </w:rPr>
+      </w:r>
+      <w:r>
+        <w:rPr>
+          <w:lang w:val="fr_FR" w:bidi="fr_FR"/>
+        </w:rPr>
+        <w:t>"Gethsémané était un jardin d'oliviers à l'est de Jérusalem, au-delà de la vallée du Cédron et à proximité du mont des Oliviers.</w:t>
+      </w:r>
+    </w:p>
+    <w:p>
+      <w:pPr>
+        <w:pStyle w:val="ListBullet"/>
+        <w:spacing w:line="240" w:lineRule="auto"/>
+        <w:ind w:left="720"/>
+      </w:pPr>
+      <w:r>
+        <w:rPr>
+          <w:lang w:val="fr_FR" w:bidi="fr_FR"/>
+        </w:rPr>
+      </w:r>
+      <w:r>
+        <w:rPr>
+          <w:lang w:val="fr_FR" w:bidi="fr_FR"/>
+        </w:rPr>
+        <w:t>Le jardin de Gethsémané était un endroit où Jésus et ses disciples allaient se reposer, loin de la foule.</w:t>
+      </w:r>
+    </w:p>
+    <w:p>
+      <w:pPr>
+        <w:pStyle w:val="ListBullet"/>
+        <w:spacing w:line="240" w:lineRule="auto"/>
+        <w:ind w:left="720"/>
+      </w:pPr>
+      <w:r>
+        <w:rPr>
+          <w:lang w:val="fr_FR" w:bidi="fr_FR"/>
+        </w:rPr>
+      </w:r>
+      <w:r>
+        <w:rPr>
+          <w:lang w:val="fr_FR" w:bidi="fr_FR"/>
+        </w:rPr>
+        <w:t>C'est le lieu où Jésus agonisait dans la prière avant d'être trahi par Judas et arrêté.</w:t>
+      </w:r>
+    </w:p>
+    <w:p>
+      <w:pPr/>
+      <w:r>
+        <w:rPr>
+          <w:lang w:val="fr_FR" w:bidi="fr_FR"/>
+        </w:rPr>
+      </w:r>
+      <w:r>
+        <w:rPr>
+          <w:lang w:val="fr_FR" w:bidi="fr_FR"/>
+        </w:rPr>
+        <w:t>(Voir aussi : (rc://fr/ta/man/translate/translate-names))</w:t>
+      </w:r>
+    </w:p>
+    <w:p>
+      <w:pPr/>
+      <w:r>
+        <w:rPr>
+          <w:lang w:val="fr_FR" w:bidi="fr_FR"/>
+        </w:rPr>
+      </w:r>
+      <w:r>
+        <w:rPr>
+          <w:lang w:val="fr_FR" w:bidi="fr_FR"/>
+        </w:rPr>
+        <w:t>(Voir aussi : (../names/judasiscariot.md), (../names/kidronvalley.md), (../names/mountofolives.md))</w:t>
+      </w:r>
+      <w:r>
+        <w:rPr>
+          <w:lang w:val="fr_FR" w:bidi="fr_FR"/>
+        </w:rPr>
+      </w:r>
+      <w:r>
+        <w:rPr>
+          <w:lang w:val="fr_FR" w:bidi="fr_FR"/>
+        </w:rPr>
+      </w:r>
+    </w:p>
+    <w:p>
+      <w:pPr/>
+      <w:r>
+        <w:rPr>
+          <w:lang w:val="fr_FR" w:bidi="fr_FR"/>
+        </w:rPr>
+      </w:r>
+    </w:p>
+    <w:p>
+      <w:pPr>
+        <w:pStyle w:val="Heading2"/>
+      </w:pPr>
+      <w:r>
+        <w:rPr>
+          <w:lang w:val="fr_FR" w:bidi="fr_FR"/>
+        </w:rPr>
+        <w:t>Glaner</w:t>
+      </w:r>
+      <w:r>
+        <w:rPr>
+          <w:lang w:val="fr_FR" w:bidi="fr_FR"/>
+        </w:rPr>
+      </w:r>
+    </w:p>
+    <w:p>
+      <w:pPr>
+        <w:pStyle w:val="Heading3"/>
+      </w:pPr>
+      <w:r>
+        <w:rPr>
+          <w:lang w:val="fr_FR" w:bidi="fr_FR"/>
+        </w:rPr>
+        <w:t>Définition :</w:t>
+      </w:r>
+    </w:p>
+    <w:p>
+      <w:pPr/>
+      <w:r>
+        <w:rPr>
+          <w:lang w:val="fr_FR" w:bidi="fr_FR"/>
+        </w:rPr>
+      </w:r>
+      <w:r>
+        <w:rPr>
+          <w:lang w:val="fr_FR" w:bidi="fr_FR"/>
+        </w:rPr>
+        <w:t>"Glaner" c'est de passer par un champ ou un verger pour ramasser quelques grains ou fruits que les moissonneurs ont laissés derrière eux.</w:t>
+      </w:r>
+    </w:p>
+    <w:p>
+      <w:pPr>
+        <w:pStyle w:val="ListBullet"/>
+        <w:spacing w:line="240" w:lineRule="auto"/>
+        <w:ind w:left="720"/>
+      </w:pPr>
+      <w:r>
+        <w:rPr>
+          <w:lang w:val="fr_FR" w:bidi="fr_FR"/>
+        </w:rPr>
+      </w:r>
+      <w:r>
+        <w:rPr>
+          <w:lang w:val="fr_FR" w:bidi="fr_FR"/>
+        </w:rPr>
+        <w:t>Dieu dit aux Israélites de laisser les veuves, les pauvres et les étrangers glaner le grain restant dans le but de fournir de la nourriture pour eux-mêmes quotidiennement.</w:t>
+      </w:r>
+    </w:p>
+    <w:p>
+      <w:pPr>
+        <w:pStyle w:val="ListBullet"/>
+        <w:spacing w:line="240" w:lineRule="auto"/>
+        <w:ind w:left="720"/>
+      </w:pPr>
+      <w:r>
+        <w:rPr>
+          <w:lang w:val="fr_FR" w:bidi="fr_FR"/>
+        </w:rPr>
+      </w:r>
+      <w:r>
+        <w:rPr>
+          <w:lang w:val="fr_FR" w:bidi="fr_FR"/>
+        </w:rPr>
+        <w:t>Parfois, le propriétaire du terrain permettait aux glaneurs d'aller juste derrière les moissonneurs pour glaner, ce qui leur permettait d'avoir beaucoup plus de grain.</w:t>
+      </w:r>
+    </w:p>
+    <w:p>
+      <w:pPr>
+        <w:pStyle w:val="ListBullet"/>
+        <w:spacing w:line="240" w:lineRule="auto"/>
+        <w:ind w:left="720"/>
+      </w:pPr>
+      <w:r>
+        <w:rPr>
+          <w:lang w:val="fr_FR" w:bidi="fr_FR"/>
+        </w:rPr>
+      </w:r>
+      <w:r>
+        <w:rPr>
+          <w:lang w:val="fr_FR" w:bidi="fr_FR"/>
+        </w:rPr>
+        <w:t>Un exemple clair de la façon dont cela a fonctionné est dans l'histoire de Ruth où on a permis à Ruth, veuve, de glaner généreusement parmi les moissonneurs les champs de Boaz* nD'autres façons de traduire "glaner" peuvent être, " ou "rassembler" ou "collecter</w:t>
+      </w:r>
+    </w:p>
+    <w:p>
+      <w:pPr/>
+      <w:r>
+        <w:rPr>
+          <w:lang w:val="fr_FR" w:bidi="fr_FR"/>
+        </w:rPr>
+      </w:r>
+      <w:r>
+        <w:rPr>
+          <w:lang w:val="fr_FR" w:bidi="fr_FR"/>
+        </w:rPr>
+        <w:t>(Voir aussi : (../names/boaz.md), (../other/grain.md), (../other/harvest.md), (../names/ruth.md))</w:t>
+      </w:r>
+      <w:r>
+        <w:rPr>
+          <w:lang w:val="fr_FR" w:bidi="fr_FR"/>
+        </w:rPr>
+      </w:r>
+      <w:r>
+        <w:rPr>
+          <w:lang w:val="fr_FR" w:bidi="fr_FR"/>
+        </w:rPr>
+      </w:r>
+    </w:p>
+    <w:p>
+      <w:pPr/>
+      <w:r>
+        <w:rPr>
+          <w:lang w:val="fr_FR" w:bidi="fr_FR"/>
+        </w:rPr>
+      </w:r>
+    </w:p>
+    <w:p>
+      <w:pPr>
+        <w:pStyle w:val="Heading2"/>
+      </w:pPr>
+      <w:r>
+        <w:rPr>
+          <w:lang w:val="fr_FR" w:bidi="fr_FR"/>
+        </w:rPr>
+        <w:t>Gloire</w:t>
+      </w:r>
+      <w:r>
+        <w:rPr>
+          <w:lang w:val="fr_FR" w:bidi="fr_FR"/>
+        </w:rPr>
+      </w:r>
+    </w:p>
+    <w:p>
+      <w:pPr>
+        <w:pStyle w:val="Heading3"/>
+      </w:pPr>
+      <w:r>
+        <w:rPr>
+          <w:lang w:val="fr_FR" w:bidi="fr_FR"/>
+        </w:rPr>
+        <w:t>Définition :</w:t>
+      </w:r>
+    </w:p>
+    <w:p>
+      <w:pPr/>
+      <w:r>
+        <w:rPr>
+          <w:lang w:val="fr_FR" w:bidi="fr_FR"/>
+        </w:rPr>
+      </w:r>
+      <w:r>
+        <w:rPr>
+          <w:lang w:val="fr_FR" w:bidi="fr_FR"/>
+        </w:rPr>
+        <w:t>Le terme "gloire" est un terme général pour une famille de concepts comprenant la valeur, le mérite, l'importance, l'honneur, la splendeur ou la majesté. Le terme "glorifier" signifie attribuer la "gloire" à quelqu'un ou quelque chose, ou montrer combien quelque chose ou quelqu'un est "glorieux".</w:t>
+      </w:r>
+    </w:p>
+    <w:p>
+      <w:pPr>
+        <w:pStyle w:val="ListBullet"/>
+        <w:spacing w:line="240" w:lineRule="auto"/>
+        <w:ind w:left="720"/>
+      </w:pPr>
+      <w:r>
+        <w:rPr>
+          <w:lang w:val="fr_FR" w:bidi="fr_FR"/>
+        </w:rPr>
+      </w:r>
+      <w:r>
+        <w:rPr>
+          <w:lang w:val="fr_FR" w:bidi="fr_FR"/>
+        </w:rPr>
+        <w:t>Dans la Bible, le terme "gloire" est tout particulièrement utilisé pour décrire Dieu, qui est plus précieux, plus digne, plus important, plus honorable, plus splendide et plus majestueux que n'importe qui ou n'importe quoi dans l'univers. Tout dans son caractère révèle sa "gloire".</w:t>
+      </w:r>
+    </w:p>
+    <w:p>
+      <w:pPr>
+        <w:pStyle w:val="ListBullet"/>
+        <w:spacing w:line="240" w:lineRule="auto"/>
+        <w:ind w:left="720"/>
+      </w:pPr>
+      <w:r>
+        <w:rPr>
+          <w:lang w:val="fr_FR" w:bidi="fr_FR"/>
+        </w:rPr>
+      </w:r>
+      <w:r>
+        <w:rPr>
+          <w:lang w:val="fr_FR" w:bidi="fr_FR"/>
+        </w:rPr>
+        <w:t>Les gens peuvent "glorifier" Dieu en racontant les choses merveilleuses qu'il a faites. Ils peuvent aussi le "glorifier" en vivant conformément à son caractère, car cela montre aux autres sa valeur, son importance, son honneur, sa splendeur et sa majesté.</w:t>
+      </w:r>
+    </w:p>
+    <w:p>
+      <w:pPr>
+        <w:pStyle w:val="ListBullet"/>
+        <w:spacing w:line="240" w:lineRule="auto"/>
+        <w:ind w:left="720"/>
+      </w:pPr>
+      <w:r>
+        <w:rPr>
+          <w:lang w:val="fr_FR" w:bidi="fr_FR"/>
+        </w:rPr>
+      </w:r>
+      <w:r>
+        <w:rPr>
+          <w:lang w:val="fr_FR" w:bidi="fr_FR"/>
+        </w:rPr>
+        <w:t>L'expression, "se glorifier de", signifie se vanter de quelque chose ou en être fier.</w:t>
+      </w:r>
+    </w:p>
+    <w:p>
+      <w:pPr>
+        <w:pStyle w:val="Heading4"/>
+      </w:pPr>
+      <w:r>
+        <w:rPr>
+          <w:lang w:val="fr_FR" w:bidi="fr_FR"/>
+        </w:rPr>
+        <w:t>Ancien Testament :</w:t>
+      </w:r>
+    </w:p>
+    <w:p>
+      <w:pPr>
+        <w:pStyle w:val="ListBullet"/>
+        <w:spacing w:line="240" w:lineRule="auto"/>
+        <w:ind w:left="720"/>
+      </w:pPr>
+      <w:r>
+        <w:rPr>
+          <w:lang w:val="fr_FR" w:bidi="fr_FR"/>
+        </w:rPr>
+      </w:r>
+      <w:r>
+        <w:rPr>
+          <w:lang w:val="fr_FR" w:bidi="fr_FR"/>
+        </w:rPr>
+        <w:t>L'expression spécifique "la gloire de Yahvé" dans l'Ancien Testament fait généralement référence à une manifestation perceptible de la présence de Yahvé dans un lieu particulier.</w:t>
+      </w:r>
+    </w:p>
+    <w:p>
+      <w:pPr>
+        <w:pStyle w:val="Heading4"/>
+      </w:pPr>
+      <w:r>
+        <w:rPr>
+          <w:lang w:val="fr_FR" w:bidi="fr_FR"/>
+        </w:rPr>
+        <w:t>Nouveau Testament :</w:t>
+      </w:r>
+    </w:p>
+    <w:p>
+      <w:pPr>
+        <w:pStyle w:val="ListBullet"/>
+        <w:spacing w:line="240" w:lineRule="auto"/>
+        <w:ind w:left="720"/>
+      </w:pPr>
+      <w:r>
+        <w:rPr>
+          <w:lang w:val="fr_FR" w:bidi="fr_FR"/>
+        </w:rPr>
+      </w:r>
+      <w:r>
+        <w:rPr>
+          <w:lang w:val="fr_FR" w:bidi="fr_FR"/>
+        </w:rPr>
+        <w:t>Dieu le Père "glorifiera" Dieu le Fils en révélant à tous les hommes l'étendue de la "gloire" de Jésus.</w:t>
+      </w:r>
+    </w:p>
+    <w:p>
+      <w:pPr>
+        <w:pStyle w:val="ListBullet"/>
+        <w:spacing w:line="240" w:lineRule="auto"/>
+        <w:ind w:left="720"/>
+      </w:pPr>
+      <w:r>
+        <w:rPr>
+          <w:lang w:val="fr_FR" w:bidi="fr_FR"/>
+        </w:rPr>
+      </w:r>
+      <w:r>
+        <w:rPr>
+          <w:lang w:val="fr_FR" w:bidi="fr_FR"/>
+        </w:rPr>
+        <w:t>Tous ceux qui croient en Christ seront "glorifiés" avec lui. L'utilisation du terme "glorifier" a une signification unique. Il signifie que lorsque les personnes qui croient en Christ seront ressuscitées à la vie, elles seront transformées physiquement pour ressembler à Jésus tel qu'il est apparu après sa résurrection.</w:t>
+      </w:r>
+    </w:p>
+    <w:p>
+      <w:pPr>
+        <w:pStyle w:val="Heading3"/>
+      </w:pPr>
+      <w:r>
+        <w:rPr>
+          <w:lang w:val="fr_FR" w:bidi="fr_FR"/>
+        </w:rPr>
+        <w:t>Suggestions pour la traduction :</w:t>
+      </w:r>
+    </w:p>
+    <w:p>
+      <w:pPr>
+        <w:pStyle w:val="ListBullet"/>
+        <w:spacing w:line="240" w:lineRule="auto"/>
+        <w:ind w:left="720"/>
+      </w:pPr>
+      <w:r>
+        <w:rPr>
+          <w:lang w:val="fr_FR" w:bidi="fr_FR"/>
+        </w:rPr>
+      </w:r>
+      <w:r>
+        <w:rPr>
+          <w:lang w:val="fr_FR" w:bidi="fr_FR"/>
+        </w:rPr>
+        <w:t>Selon le contexte, on peut traduire "gloire" par "splendeur", "majesté", " magnificence imposante " ou " valeur extrême ".</w:t>
+      </w:r>
+    </w:p>
+    <w:p>
+      <w:pPr>
+        <w:pStyle w:val="ListBullet"/>
+        <w:spacing w:line="240" w:lineRule="auto"/>
+        <w:ind w:left="720"/>
+      </w:pPr>
+      <w:r>
+        <w:rPr>
+          <w:lang w:val="fr_FR" w:bidi="fr_FR"/>
+        </w:rPr>
+      </w:r>
+      <w:r>
+        <w:rPr>
+          <w:lang w:val="fr_FR" w:bidi="fr_FR"/>
+        </w:rPr>
+        <w:t>Le terme "glorieux" pourrait être traduit par "plein de gloire" ou "extrêmement précieux" ou "brillance éclatante" ou "majesté impressionnante."</w:t>
+      </w:r>
+    </w:p>
+    <w:p>
+      <w:pPr>
+        <w:pStyle w:val="ListBullet"/>
+        <w:spacing w:line="240" w:lineRule="auto"/>
+        <w:ind w:left="720"/>
+      </w:pPr>
+      <w:r>
+        <w:rPr>
+          <w:lang w:val="fr_FR" w:bidi="fr_FR"/>
+        </w:rPr>
+      </w:r>
+      <w:r>
+        <w:rPr>
+          <w:lang w:val="fr_FR" w:bidi="fr_FR"/>
+        </w:rPr>
+        <w:t>L'expression "rendre gloire à Dieu" pourrait être traduite par "honorer la grandeur de Dieu" ou "louer Dieu à cause de sa splendeur" ou "dire aux autres combien Dieu est grand".</w:t>
+      </w:r>
+    </w:p>
+    <w:p>
+      <w:pPr>
+        <w:pStyle w:val="ListBullet"/>
+        <w:spacing w:line="240" w:lineRule="auto"/>
+        <w:ind w:left="720"/>
+      </w:pPr>
+      <w:r>
+        <w:rPr>
+          <w:lang w:val="fr_FR" w:bidi="fr_FR"/>
+        </w:rPr>
+      </w:r>
+      <w:r>
+        <w:rPr>
+          <w:lang w:val="fr_FR" w:bidi="fr_FR"/>
+        </w:rPr>
+        <w:t>L'expression, "se glorifier de", pourrait être traduite par "louer" ou "être fier de" ou "se vanter de" ou "prendre plaisir à".</w:t>
+      </w:r>
+    </w:p>
+    <w:p>
+      <w:pPr>
+        <w:pStyle w:val="ListBullet"/>
+        <w:spacing w:line="240" w:lineRule="auto"/>
+        <w:ind w:left="720"/>
+      </w:pPr>
+      <w:r>
+        <w:rPr>
+          <w:lang w:val="fr_FR" w:bidi="fr_FR"/>
+        </w:rPr>
+      </w:r>
+      <w:r>
+        <w:rPr>
+          <w:lang w:val="fr_FR" w:bidi="fr_FR"/>
+        </w:rPr>
+        <w:t>L'expression "glorifier" pourrait également être traduite par "donner de la gloire à" ou "apporter de la gloire à" ou "faire que cela semble grand".</w:t>
+      </w:r>
+    </w:p>
+    <w:p>
+      <w:pPr>
+        <w:pStyle w:val="ListBullet"/>
+        <w:spacing w:line="240" w:lineRule="auto"/>
+        <w:ind w:left="720"/>
+      </w:pPr>
+      <w:r>
+        <w:rPr>
+          <w:lang w:val="fr_FR" w:bidi="fr_FR"/>
+        </w:rPr>
+      </w:r>
+      <w:r>
+        <w:rPr>
+          <w:lang w:val="fr_FR" w:bidi="fr_FR"/>
+        </w:rPr>
+        <w:t>L'expression "glorifier Dieu" pourrait aussi être traduite par "louer Dieu" ou "parler de la grandeur de Dieu" ou "montrer combien Dieu est grand" ou "honorer Dieu (en lui obéissant)."</w:t>
+      </w:r>
+    </w:p>
+    <w:p>
+      <w:pPr>
+        <w:pStyle w:val="ListBullet"/>
+        <w:spacing w:line="240" w:lineRule="auto"/>
+        <w:ind w:left="720"/>
+      </w:pPr>
+      <w:r>
+        <w:rPr>
+          <w:lang w:val="fr_FR" w:bidi="fr_FR"/>
+        </w:rPr>
+      </w:r>
+      <w:r>
+        <w:rPr>
+          <w:lang w:val="fr_FR" w:bidi="fr_FR"/>
+        </w:rPr>
+        <w:t>L'expression "être glorifié" pourrait aussi être traduite par "être révélé très grand" ou "être loué" ou "être exalté".</w:t>
+      </w:r>
+    </w:p>
+    <w:p>
+      <w:pPr/>
+      <w:r>
+        <w:rPr>
+          <w:lang w:val="fr_FR" w:bidi="fr_FR"/>
+        </w:rPr>
+      </w:r>
+      <w:r>
+        <w:rPr>
+          <w:lang w:val="fr_FR" w:bidi="fr_FR"/>
+        </w:rPr>
+        <w:t xml:space="preserve">(Pour plus d’information, voir : </w:t>
+      </w:r>
+      <w:r>
+        <w:rPr>
+          <w:lang w:val="fr_FR" w:bidi="fr_FR"/>
+        </w:rPr>
+        <w:t>honeur</w:t>
+      </w:r>
+      <w:r>
+        <w:rPr>
+          <w:lang w:val="fr_FR" w:bidi="fr_FR"/>
+        </w:rPr>
         <w:t xml:space="preserve">, </w:t>
       </w:r>
       <w:r>
         <w:rPr>
           <w:lang w:val="fr_FR" w:bidi="fr_FR"/>
         </w:rPr>
-        <w:t>ancestor</w:t>
-      </w:r>
-      <w:r>
-        <w:rPr>
-          <w:lang w:val="fr_FR" w:bidi="fr_FR"/>
-        </w:rPr>
-        <w:t>)</w:t>
-      </w:r>
-      <w:r>
-        <w:rPr>
-          <w:lang w:val="fr_FR" w:bidi="fr_FR"/>
-        </w:rPr>
-      </w:r>
-      <w:r>
-        <w:rPr>
-          <w:lang w:val="fr_FR" w:bidi="fr_FR"/>
-        </w:rPr>
-      </w:r>
-    </w:p>
-    <w:p>
-      <w:pPr/>
-      <w:r>
-        <w:rPr>
-          <w:lang w:val="fr_FR" w:bidi="fr_FR"/>
-        </w:rPr>
-      </w:r>
-    </w:p>
-    <w:p>
-      <w:pPr>
-        <w:pStyle w:val="Heading2"/>
-      </w:pPr>
-      <w:r>
-        <w:rPr>
-          <w:lang w:val="fr_FR" w:bidi="fr_FR"/>
-        </w:rPr>
-        <w:t>Gentil (Païen)</w:t>
-      </w:r>
-      <w:r>
-        <w:rPr>
-          <w:lang w:val="fr_FR" w:bidi="fr_FR"/>
-        </w:rPr>
-      </w:r>
-    </w:p>
-    <w:p>
-      <w:pPr>
-        <w:pStyle w:val="Heading3"/>
-      </w:pPr>
-      <w:r>
-        <w:rPr>
-          <w:lang w:val="fr_FR" w:bidi="fr_FR"/>
-        </w:rPr>
-        <w:t>Définition :</w:t>
-      </w:r>
-    </w:p>
-    <w:p>
-      <w:pPr/>
-      <w:r>
-        <w:rPr>
-          <w:lang w:val="fr_FR" w:bidi="fr_FR"/>
-        </w:rPr>
-      </w:r>
-      <w:r>
-        <w:rPr>
-          <w:lang w:val="fr_FR" w:bidi="fr_FR"/>
-        </w:rPr>
-        <w:t>Le terme « Gentil » fait référence à toute personne qui n'est pas juive. Les Gentils sont des gens qui ne sont pas des descendants de Jacob.</w:t>
-      </w:r>
-    </w:p>
-    <w:p>
-      <w:pPr>
-        <w:pStyle w:val="ListBullet"/>
-        <w:spacing w:line="240" w:lineRule="auto"/>
-        <w:ind w:left="720"/>
-      </w:pPr>
-      <w:r>
-        <w:rPr>
-          <w:lang w:val="fr_FR" w:bidi="fr_FR"/>
-        </w:rPr>
-      </w:r>
-      <w:r>
-        <w:rPr>
-          <w:lang w:val="fr_FR" w:bidi="fr_FR"/>
-        </w:rPr>
-        <w:t>Dans la Bible, le terme « non circoncis » est également utilisé au sens figuré pour désigner les Gentils parce que beaucoup d'entre eux n'ont pas circoncis leurs enfants mâles comme les Israélites.</w:t>
-      </w:r>
-    </w:p>
-    <w:p>
-      <w:pPr>
-        <w:pStyle w:val="ListBullet"/>
-        <w:spacing w:line="240" w:lineRule="auto"/>
-        <w:ind w:left="720"/>
-      </w:pPr>
-      <w:r>
-        <w:rPr>
-          <w:lang w:val="fr_FR" w:bidi="fr_FR"/>
-        </w:rPr>
-      </w:r>
-      <w:r>
-        <w:rPr>
-          <w:lang w:val="fr_FR" w:bidi="fr_FR"/>
-        </w:rPr>
-        <w:t>Parce que Dieu a choisi les Juifs pour être son peuple spécial, ils considéraient les Gentils comme des étrangers qui ne pourraient jamais être le peuple de Dieu.</w:t>
-      </w:r>
-    </w:p>
-    <w:p>
-      <w:pPr>
-        <w:pStyle w:val="ListBullet"/>
-        <w:spacing w:line="240" w:lineRule="auto"/>
-        <w:ind w:left="720"/>
-      </w:pPr>
-      <w:r>
-        <w:rPr>
-          <w:lang w:val="fr_FR" w:bidi="fr_FR"/>
-        </w:rPr>
-      </w:r>
-      <w:r>
-        <w:rPr>
-          <w:lang w:val="fr_FR" w:bidi="fr_FR"/>
-        </w:rPr>
-        <w:t>Les Juifs étaient aussi appelés Israélites ou Hébreux à différents moments de l'histoire. Tout le reste du monde a été appelé « Gentil ».</w:t>
-      </w:r>
-    </w:p>
-    <w:p>
-      <w:pPr>
-        <w:pStyle w:val="ListBullet"/>
-        <w:spacing w:line="240" w:lineRule="auto"/>
-        <w:ind w:left="720"/>
-      </w:pPr>
-      <w:r>
-        <w:rPr>
-          <w:lang w:val="fr_FR" w:bidi="fr_FR"/>
-        </w:rPr>
-      </w:r>
-      <w:r>
-        <w:rPr>
-          <w:lang w:val="fr_FR" w:bidi="fr_FR"/>
-        </w:rPr>
-        <w:t>Gentil pourrait aussi être traduit par « pas Juif » ou « non-juif » ou « pas un Israélite » (Ancien Testament).</w:t>
-      </w:r>
-    </w:p>
-    <w:p>
-      <w:pPr>
-        <w:pStyle w:val="ListBullet"/>
-        <w:spacing w:line="240" w:lineRule="auto"/>
-        <w:ind w:left="720"/>
-      </w:pPr>
-      <w:r>
-        <w:rPr>
-          <w:lang w:val="fr_FR" w:bidi="fr_FR"/>
-        </w:rPr>
-      </w:r>
-      <w:r>
-        <w:rPr>
-          <w:lang w:val="fr_FR" w:bidi="fr_FR"/>
-        </w:rPr>
-        <w:t>Traditionnellement, les Juifs ne mangeaient ni ne s'associaient avec les Gentils, ce qui a initialement causé des problèmes au sein de l'église primitive</w:t>
-      </w:r>
-    </w:p>
-    <w:p>
-      <w:pPr/>
-      <w:r>
-        <w:rPr>
-          <w:lang w:val="fr_FR" w:bidi="fr_FR"/>
-        </w:rPr>
-      </w:r>
-      <w:r>
-        <w:rPr>
-          <w:lang w:val="fr_FR" w:bidi="fr_FR"/>
-        </w:rPr>
-        <w:t>(Voir aussi : (../kt/israel.md), (../names/jacob.md), (../kt/jew.md))</w:t>
-      </w:r>
-      <w:r>
-        <w:rPr>
-          <w:lang w:val="fr_FR" w:bidi="fr_FR"/>
-        </w:rPr>
-      </w:r>
-      <w:r>
-        <w:rPr>
-          <w:lang w:val="fr_FR" w:bidi="fr_FR"/>
-        </w:rPr>
-      </w:r>
-    </w:p>
-    <w:p>
-      <w:pPr/>
-      <w:r>
-        <w:rPr>
-          <w:lang w:val="fr_FR" w:bidi="fr_FR"/>
-        </w:rPr>
-      </w:r>
-    </w:p>
-    <w:p>
-      <w:pPr>
-        <w:pStyle w:val="Heading2"/>
-      </w:pPr>
-      <w:r>
-        <w:rPr>
-          <w:lang w:val="fr_FR" w:bidi="fr_FR"/>
-        </w:rPr>
-        <w:t>Gethsémané</w:t>
-      </w:r>
-      <w:r>
-        <w:rPr>
-          <w:lang w:val="fr_FR" w:bidi="fr_FR"/>
-        </w:rPr>
-      </w:r>
-    </w:p>
-    <w:p>
-      <w:pPr>
-        <w:pStyle w:val="Heading3"/>
-      </w:pPr>
-      <w:r>
-        <w:rPr>
-          <w:lang w:val="fr_FR" w:bidi="fr_FR"/>
-        </w:rPr>
-        <w:t>Définition :</w:t>
-      </w:r>
-    </w:p>
-    <w:p>
-      <w:pPr/>
-      <w:r>
-        <w:rPr>
-          <w:lang w:val="fr_FR" w:bidi="fr_FR"/>
-        </w:rPr>
-      </w:r>
-      <w:r>
-        <w:rPr>
-          <w:lang w:val="fr_FR" w:bidi="fr_FR"/>
-        </w:rPr>
-        <w:t>"Gethsémané était un jardin d'oliviers à l'est de Jérusalem, au-delà de la vallée du Cédron et à proximité du mont des Oliviers.</w:t>
-      </w:r>
-    </w:p>
-    <w:p>
-      <w:pPr>
-        <w:pStyle w:val="ListBullet"/>
-        <w:spacing w:line="240" w:lineRule="auto"/>
-        <w:ind w:left="720"/>
-      </w:pPr>
-      <w:r>
-        <w:rPr>
-          <w:lang w:val="fr_FR" w:bidi="fr_FR"/>
-        </w:rPr>
-      </w:r>
-      <w:r>
-        <w:rPr>
-          <w:lang w:val="fr_FR" w:bidi="fr_FR"/>
-        </w:rPr>
-        <w:t>Le jardin de Gethsémané était un endroit où Jésus et ses disciples allaient se reposer, loin de la foule.</w:t>
-      </w:r>
-    </w:p>
-    <w:p>
-      <w:pPr>
-        <w:pStyle w:val="ListBullet"/>
-        <w:spacing w:line="240" w:lineRule="auto"/>
-        <w:ind w:left="720"/>
-      </w:pPr>
-      <w:r>
-        <w:rPr>
-          <w:lang w:val="fr_FR" w:bidi="fr_FR"/>
-        </w:rPr>
-      </w:r>
-      <w:r>
-        <w:rPr>
-          <w:lang w:val="fr_FR" w:bidi="fr_FR"/>
-        </w:rPr>
-        <w:t>C'est le lieu où Jésus agonisait dans la prière avant d'être trahi par Judas et arrêté.</w:t>
-      </w:r>
-    </w:p>
-    <w:p>
-      <w:pPr/>
-      <w:r>
-        <w:rPr>
-          <w:lang w:val="fr_FR" w:bidi="fr_FR"/>
-        </w:rPr>
-      </w:r>
-      <w:r>
-        <w:rPr>
-          <w:lang w:val="fr_FR" w:bidi="fr_FR"/>
-        </w:rPr>
-        <w:t>(Voir aussi : (rc://fr/ta/man/translate/translate-names))</w:t>
-      </w:r>
-    </w:p>
-    <w:p>
-      <w:pPr/>
-      <w:r>
-        <w:rPr>
-          <w:lang w:val="fr_FR" w:bidi="fr_FR"/>
-        </w:rPr>
-      </w:r>
-      <w:r>
-        <w:rPr>
-          <w:lang w:val="fr_FR" w:bidi="fr_FR"/>
-        </w:rPr>
-        <w:t>(Voir aussi : (../names/judasiscariot.md), (../names/kidronvalley.md), (../names/mountofolives.md))</w:t>
-      </w:r>
-      <w:r>
-        <w:rPr>
-          <w:lang w:val="fr_FR" w:bidi="fr_FR"/>
-        </w:rPr>
-      </w:r>
-      <w:r>
-        <w:rPr>
-          <w:lang w:val="fr_FR" w:bidi="fr_FR"/>
-        </w:rPr>
-      </w:r>
-    </w:p>
-    <w:p>
-      <w:pPr/>
-      <w:r>
-        <w:rPr>
-          <w:lang w:val="fr_FR" w:bidi="fr_FR"/>
-        </w:rPr>
-      </w:r>
-    </w:p>
-    <w:p>
-      <w:pPr>
-        <w:pStyle w:val="Heading2"/>
-      </w:pPr>
-      <w:r>
-        <w:rPr>
-          <w:lang w:val="fr_FR" w:bidi="fr_FR"/>
-        </w:rPr>
-        <w:t>Glaner</w:t>
-      </w:r>
-      <w:r>
-        <w:rPr>
-          <w:lang w:val="fr_FR" w:bidi="fr_FR"/>
-        </w:rPr>
-      </w:r>
-    </w:p>
-    <w:p>
-      <w:pPr>
-        <w:pStyle w:val="Heading3"/>
-      </w:pPr>
-      <w:r>
-        <w:rPr>
-          <w:lang w:val="fr_FR" w:bidi="fr_FR"/>
-        </w:rPr>
-        <w:t>Définition :</w:t>
-      </w:r>
-    </w:p>
-    <w:p>
-      <w:pPr/>
-      <w:r>
-        <w:rPr>
-          <w:lang w:val="fr_FR" w:bidi="fr_FR"/>
-        </w:rPr>
-      </w:r>
-      <w:r>
-        <w:rPr>
-          <w:lang w:val="fr_FR" w:bidi="fr_FR"/>
-        </w:rPr>
-        <w:t>"Glaner" c'est de passer par un champ ou un verger pour ramasser quelques grains ou fruits que les moissonneurs ont laissés derrière eux.</w:t>
-      </w:r>
-    </w:p>
-    <w:p>
-      <w:pPr>
-        <w:pStyle w:val="ListBullet"/>
-        <w:spacing w:line="240" w:lineRule="auto"/>
-        <w:ind w:left="720"/>
-      </w:pPr>
-      <w:r>
-        <w:rPr>
-          <w:lang w:val="fr_FR" w:bidi="fr_FR"/>
-        </w:rPr>
-      </w:r>
-      <w:r>
-        <w:rPr>
-          <w:lang w:val="fr_FR" w:bidi="fr_FR"/>
-        </w:rPr>
-        <w:t>Dieu dit aux Israélites de laisser les veuves, les pauvres et les étrangers glaner le grain restant dans le but de fournir de la nourriture pour eux-mêmes quotidiennement.</w:t>
-      </w:r>
-    </w:p>
-    <w:p>
-      <w:pPr>
-        <w:pStyle w:val="ListBullet"/>
-        <w:spacing w:line="240" w:lineRule="auto"/>
-        <w:ind w:left="720"/>
-      </w:pPr>
-      <w:r>
-        <w:rPr>
-          <w:lang w:val="fr_FR" w:bidi="fr_FR"/>
-        </w:rPr>
-      </w:r>
-      <w:r>
-        <w:rPr>
-          <w:lang w:val="fr_FR" w:bidi="fr_FR"/>
-        </w:rPr>
-        <w:t>Parfois, le propriétaire du terrain permettait aux glaneurs d'aller juste derrière les moissonneurs pour glaner, ce qui leur permettait d'avoir beaucoup plus de grain.</w:t>
-      </w:r>
-    </w:p>
-    <w:p>
-      <w:pPr>
-        <w:pStyle w:val="ListBullet"/>
-        <w:spacing w:line="240" w:lineRule="auto"/>
-        <w:ind w:left="720"/>
-      </w:pPr>
-      <w:r>
-        <w:rPr>
-          <w:lang w:val="fr_FR" w:bidi="fr_FR"/>
-        </w:rPr>
-      </w:r>
-      <w:r>
-        <w:rPr>
-          <w:lang w:val="fr_FR" w:bidi="fr_FR"/>
-        </w:rPr>
-        <w:t>Un exemple clair de la façon dont cela a fonctionné est dans l'histoire de Ruth où on a permis à Ruth, veuve, de glaner généreusement parmi les moissonneurs les champs de Boaz* nD'autres façons de traduire "glaner" peuvent être, " ou "rassembler" ou "collecter</w:t>
-      </w:r>
-    </w:p>
-    <w:p>
-      <w:pPr/>
-      <w:r>
-        <w:rPr>
-          <w:lang w:val="fr_FR" w:bidi="fr_FR"/>
-        </w:rPr>
-      </w:r>
-      <w:r>
-        <w:rPr>
-          <w:lang w:val="fr_FR" w:bidi="fr_FR"/>
-        </w:rPr>
-        <w:t>(Voir aussi : (../names/boaz.md), (../other/grain.md), (../other/harvest.md), (../names/ruth.md))</w:t>
-      </w:r>
-      <w:r>
-        <w:rPr>
-          <w:lang w:val="fr_FR" w:bidi="fr_FR"/>
-        </w:rPr>
-      </w:r>
-      <w:r>
-        <w:rPr>
-          <w:lang w:val="fr_FR" w:bidi="fr_FR"/>
-        </w:rPr>
-      </w:r>
-    </w:p>
-    <w:p>
-      <w:pPr/>
-      <w:r>
-        <w:rPr>
-          <w:lang w:val="fr_FR" w:bidi="fr_FR"/>
-        </w:rPr>
-      </w:r>
-    </w:p>
-    <w:p>
-      <w:pPr>
-        <w:pStyle w:val="Heading2"/>
-      </w:pPr>
-      <w:r>
-        <w:rPr>
-          <w:lang w:val="fr_FR" w:bidi="fr_FR"/>
-        </w:rPr>
-        <w:t>Gloire</w:t>
-      </w:r>
-      <w:r>
-        <w:rPr>
-          <w:lang w:val="fr_FR" w:bidi="fr_FR"/>
-        </w:rPr>
-      </w:r>
-    </w:p>
-    <w:p>
-      <w:pPr>
-        <w:pStyle w:val="Heading3"/>
-      </w:pPr>
-      <w:r>
-        <w:rPr>
-          <w:lang w:val="fr_FR" w:bidi="fr_FR"/>
-        </w:rPr>
-        <w:t>Définition :</w:t>
-      </w:r>
-    </w:p>
-    <w:p>
-      <w:pPr/>
-      <w:r>
-        <w:rPr>
-          <w:lang w:val="fr_FR" w:bidi="fr_FR"/>
-        </w:rPr>
-      </w:r>
-      <w:r>
-        <w:rPr>
-          <w:lang w:val="fr_FR" w:bidi="fr_FR"/>
-        </w:rPr>
-        <w:t>Le terme "gloire" est un terme général pour une famille de concepts comprenant la valeur, le mérite, l'importance, l'honneur, la splendeur ou la majesté. Le terme "glorifier" signifie attribuer la "gloire" à quelqu'un ou quelque chose, ou montrer combien quelque chose ou quelqu'un est "glorieux".</w:t>
-      </w:r>
-    </w:p>
-    <w:p>
-      <w:pPr>
-        <w:pStyle w:val="ListBullet"/>
-        <w:spacing w:line="240" w:lineRule="auto"/>
-        <w:ind w:left="720"/>
-      </w:pPr>
-      <w:r>
-        <w:rPr>
-          <w:lang w:val="fr_FR" w:bidi="fr_FR"/>
-        </w:rPr>
-      </w:r>
-      <w:r>
-        <w:rPr>
-          <w:lang w:val="fr_FR" w:bidi="fr_FR"/>
-        </w:rPr>
-        <w:t>Dans la Bible, le terme "gloire" est tout particulièrement utilisé pour décrire Dieu, qui est plus précieux, plus digne, plus important, plus honorable, plus splendide et plus majestueux que n'importe qui ou n'importe quoi dans l'univers. Tout dans son caractère révèle sa "gloire".</w:t>
-      </w:r>
-    </w:p>
-    <w:p>
-      <w:pPr>
-        <w:pStyle w:val="ListBullet"/>
-        <w:spacing w:line="240" w:lineRule="auto"/>
-        <w:ind w:left="720"/>
-      </w:pPr>
-      <w:r>
-        <w:rPr>
-          <w:lang w:val="fr_FR" w:bidi="fr_FR"/>
-        </w:rPr>
-      </w:r>
-      <w:r>
-        <w:rPr>
-          <w:lang w:val="fr_FR" w:bidi="fr_FR"/>
-        </w:rPr>
-        <w:t>Les gens peuvent "glorifier" Dieu en racontant les choses merveilleuses qu'il a faites. Ils peuvent aussi le "glorifier" en vivant conformément à son caractère, car cela montre aux autres sa valeur, son importance, son honneur, sa splendeur et sa majesté.</w:t>
-      </w:r>
-    </w:p>
-    <w:p>
-      <w:pPr>
-        <w:pStyle w:val="ListBullet"/>
-        <w:spacing w:line="240" w:lineRule="auto"/>
-        <w:ind w:left="720"/>
-      </w:pPr>
-      <w:r>
-        <w:rPr>
-          <w:lang w:val="fr_FR" w:bidi="fr_FR"/>
-        </w:rPr>
-      </w:r>
-      <w:r>
-        <w:rPr>
-          <w:lang w:val="fr_FR" w:bidi="fr_FR"/>
-        </w:rPr>
-        <w:t>L'expression, "se glorifier de", signifie se vanter de quelque chose ou en être fier.</w:t>
-      </w:r>
-    </w:p>
-    <w:p>
-      <w:pPr>
-        <w:pStyle w:val="Heading4"/>
-      </w:pPr>
-      <w:r>
-        <w:rPr>
-          <w:lang w:val="fr_FR" w:bidi="fr_FR"/>
-        </w:rPr>
-        <w:t>Ancien Testament :</w:t>
-      </w:r>
-    </w:p>
-    <w:p>
-      <w:pPr>
-        <w:pStyle w:val="ListBullet"/>
-        <w:spacing w:line="240" w:lineRule="auto"/>
-        <w:ind w:left="720"/>
-      </w:pPr>
-      <w:r>
-        <w:rPr>
-          <w:lang w:val="fr_FR" w:bidi="fr_FR"/>
-        </w:rPr>
-      </w:r>
-      <w:r>
-        <w:rPr>
-          <w:lang w:val="fr_FR" w:bidi="fr_FR"/>
-        </w:rPr>
-        <w:t>L'expression spécifique "la gloire de Yahvé" dans l'Ancien Testament fait généralement référence à une manifestation perceptible de la présence de Yahvé dans un lieu particulier.</w:t>
-      </w:r>
-    </w:p>
-    <w:p>
-      <w:pPr>
-        <w:pStyle w:val="Heading4"/>
-      </w:pPr>
-      <w:r>
-        <w:rPr>
-          <w:lang w:val="fr_FR" w:bidi="fr_FR"/>
-        </w:rPr>
-        <w:t>Nouveau Testament :</w:t>
-      </w:r>
-    </w:p>
-    <w:p>
-      <w:pPr>
-        <w:pStyle w:val="ListBullet"/>
-        <w:spacing w:line="240" w:lineRule="auto"/>
-        <w:ind w:left="720"/>
-      </w:pPr>
-      <w:r>
-        <w:rPr>
-          <w:lang w:val="fr_FR" w:bidi="fr_FR"/>
-        </w:rPr>
-      </w:r>
-      <w:r>
-        <w:rPr>
-          <w:lang w:val="fr_FR" w:bidi="fr_FR"/>
-        </w:rPr>
-        <w:t>Dieu le Père "glorifiera" Dieu le Fils en révélant à tous les hommes l'étendue de la "gloire" de Jésus.</w:t>
-      </w:r>
-    </w:p>
-    <w:p>
-      <w:pPr>
-        <w:pStyle w:val="ListBullet"/>
-        <w:spacing w:line="240" w:lineRule="auto"/>
-        <w:ind w:left="720"/>
-      </w:pPr>
-      <w:r>
-        <w:rPr>
-          <w:lang w:val="fr_FR" w:bidi="fr_FR"/>
-        </w:rPr>
-      </w:r>
-      <w:r>
-        <w:rPr>
-          <w:lang w:val="fr_FR" w:bidi="fr_FR"/>
-        </w:rPr>
-        <w:t>Tous ceux qui croient en Christ seront "glorifiés" avec lui. L'utilisation du terme "glorifier" a une signification unique. Il signifie que lorsque les personnes qui croient en Christ seront ressuscitées à la vie, elles seront transformées physiquement pour ressembler à Jésus tel qu'il est apparu après sa résurrection.</w:t>
-      </w:r>
-    </w:p>
-    <w:p>
-      <w:pPr>
-        <w:pStyle w:val="Heading3"/>
-      </w:pPr>
-      <w:r>
-        <w:rPr>
-          <w:lang w:val="fr_FR" w:bidi="fr_FR"/>
-        </w:rPr>
-        <w:t>Suggestions pour la traduction :</w:t>
-      </w:r>
-    </w:p>
-    <w:p>
-      <w:pPr>
-        <w:pStyle w:val="ListBullet"/>
-        <w:spacing w:line="240" w:lineRule="auto"/>
-        <w:ind w:left="720"/>
-      </w:pPr>
-      <w:r>
-        <w:rPr>
-          <w:lang w:val="fr_FR" w:bidi="fr_FR"/>
-        </w:rPr>
-      </w:r>
-      <w:r>
-        <w:rPr>
-          <w:lang w:val="fr_FR" w:bidi="fr_FR"/>
-        </w:rPr>
-        <w:t>Selon le contexte, on peut traduire "gloire" par "splendeur", "majesté", " magnificence imposante " ou " valeur extrême ".</w:t>
-      </w:r>
-    </w:p>
-    <w:p>
-      <w:pPr>
-        <w:pStyle w:val="ListBullet"/>
-        <w:spacing w:line="240" w:lineRule="auto"/>
-        <w:ind w:left="720"/>
-      </w:pPr>
-      <w:r>
-        <w:rPr>
-          <w:lang w:val="fr_FR" w:bidi="fr_FR"/>
-        </w:rPr>
-      </w:r>
-      <w:r>
-        <w:rPr>
-          <w:lang w:val="fr_FR" w:bidi="fr_FR"/>
-        </w:rPr>
-        <w:t>Le terme "glorieux" pourrait être traduit par "plein de gloire" ou "extrêmement précieux" ou "brillance éclatante" ou "majesté impressionnante."</w:t>
-      </w:r>
-    </w:p>
-    <w:p>
-      <w:pPr>
-        <w:pStyle w:val="ListBullet"/>
-        <w:spacing w:line="240" w:lineRule="auto"/>
-        <w:ind w:left="720"/>
-      </w:pPr>
-      <w:r>
-        <w:rPr>
-          <w:lang w:val="fr_FR" w:bidi="fr_FR"/>
-        </w:rPr>
-      </w:r>
-      <w:r>
-        <w:rPr>
-          <w:lang w:val="fr_FR" w:bidi="fr_FR"/>
-        </w:rPr>
-        <w:t>L'expression "rendre gloire à Dieu" pourrait être traduite par "honorer la grandeur de Dieu" ou "louer Dieu à cause de sa splendeur" ou "dire aux autres combien Dieu est grand".</w:t>
-      </w:r>
-    </w:p>
-    <w:p>
-      <w:pPr>
-        <w:pStyle w:val="ListBullet"/>
-        <w:spacing w:line="240" w:lineRule="auto"/>
-        <w:ind w:left="720"/>
-      </w:pPr>
-      <w:r>
-        <w:rPr>
-          <w:lang w:val="fr_FR" w:bidi="fr_FR"/>
-        </w:rPr>
-      </w:r>
-      <w:r>
-        <w:rPr>
-          <w:lang w:val="fr_FR" w:bidi="fr_FR"/>
-        </w:rPr>
-        <w:t>L'expression, "se glorifier de", pourrait être traduite par "louer" ou "être fier de" ou "se vanter de" ou "prendre plaisir à".</w:t>
-      </w:r>
-    </w:p>
-    <w:p>
-      <w:pPr>
-        <w:pStyle w:val="ListBullet"/>
-        <w:spacing w:line="240" w:lineRule="auto"/>
-        <w:ind w:left="720"/>
-      </w:pPr>
-      <w:r>
-        <w:rPr>
-          <w:lang w:val="fr_FR" w:bidi="fr_FR"/>
-        </w:rPr>
-      </w:r>
-      <w:r>
-        <w:rPr>
-          <w:lang w:val="fr_FR" w:bidi="fr_FR"/>
-        </w:rPr>
-        <w:t>L'expression "glorifier" pourrait également être traduite par "donner de la gloire à" ou "apporter de la gloire à" ou "faire que cela semble grand".</w:t>
-      </w:r>
-    </w:p>
-    <w:p>
-      <w:pPr>
-        <w:pStyle w:val="ListBullet"/>
-        <w:spacing w:line="240" w:lineRule="auto"/>
-        <w:ind w:left="720"/>
-      </w:pPr>
-      <w:r>
-        <w:rPr>
-          <w:lang w:val="fr_FR" w:bidi="fr_FR"/>
-        </w:rPr>
-      </w:r>
-      <w:r>
-        <w:rPr>
-          <w:lang w:val="fr_FR" w:bidi="fr_FR"/>
-        </w:rPr>
-        <w:t>L'expression "glorifier Dieu" pourrait aussi être traduite par "louer Dieu" ou "parler de la grandeur de Dieu" ou "montrer combien Dieu est grand" ou "honorer Dieu (en lui obéissant)."</w:t>
-      </w:r>
-    </w:p>
-    <w:p>
-      <w:pPr>
-        <w:pStyle w:val="ListBullet"/>
-        <w:spacing w:line="240" w:lineRule="auto"/>
-        <w:ind w:left="720"/>
-      </w:pPr>
-      <w:r>
-        <w:rPr>
-          <w:lang w:val="fr_FR" w:bidi="fr_FR"/>
-        </w:rPr>
-      </w:r>
-      <w:r>
-        <w:rPr>
-          <w:lang w:val="fr_FR" w:bidi="fr_FR"/>
-        </w:rPr>
-        <w:t>L'expression "être glorifié" pourrait aussi être traduite par "être révélé très grand" ou "être loué" ou "être exalté".</w:t>
-      </w:r>
-    </w:p>
-    <w:p>
-      <w:pPr/>
-      <w:r>
-        <w:rPr>
-          <w:lang w:val="fr_FR" w:bidi="fr_FR"/>
-        </w:rPr>
-      </w:r>
-      <w:r>
-        <w:rPr>
-          <w:lang w:val="fr_FR" w:bidi="fr_FR"/>
-        </w:rPr>
-        <w:t xml:space="preserve">(Pour plus d’information, voir : </w:t>
-      </w:r>
-      <w:r>
-        <w:rPr>
-          <w:lang w:val="fr_FR" w:bidi="fr_FR"/>
-        </w:rPr>
-        <w:t>honeur</w:t>
+        <w:t>majesty</w:t>
       </w:r>
       <w:r>
         <w:rPr>
@@ -2651,37 +2651,13 @@
         <w:rPr>
           <w:lang w:val="fr_FR" w:bidi="fr_FR"/>
         </w:rPr>
-        <w:t>majesty</w:t>
-      </w:r>
-      <w:r>
-        <w:rPr>
-          <w:lang w:val="fr_FR" w:bidi="fr_FR"/>
-        </w:rPr>
-        <w:t xml:space="preserve">, </w:t>
-      </w:r>
-      <w:r>
-        <w:rPr>
-          <w:lang w:val="fr_FR" w:bidi="fr_FR"/>
-        </w:rPr>
         <w:t>exalt</w:t>
       </w:r>
       <w:r>
         <w:rPr>
           <w:lang w:val="fr_FR" w:bidi="fr_FR"/>
         </w:rPr>
-        <w:t xml:space="preserve">, </w:t>
-      </w:r>
-      <w:r>
-        <w:rPr>
-          <w:lang w:val="fr_FR" w:bidi="fr_FR"/>
-        </w:rPr>
-        <w:t>obey</w:t>
-      </w:r>
-      <w:r>
-        <w:rPr>
-          <w:lang w:val="fr_FR" w:bidi="fr_FR"/>
-        </w:rPr>
-        <w:t xml:space="preserve">, </w:t>
+        <w:t xml:space="preserve">, obey, </w:t>
       </w:r>
       <w:r>
         <w:rPr>
